--- a/DOCUMENTACAO_TECNICA.docx
+++ b/DOCUMENTACAO_TECNICA.docx
@@ -8922,7 +8922,7 @@
                 <w:sz w:val="20"/>
                 <w:szCs w:val="20"/>
               </w:rPr>
-              <w:t xml:space="preserve">Guia do repositório (resumo, execução, arquivos, notebooks)</w:t>
+              <w:t xml:space="preserve">Guia do repositório (resumo, execução, treino, arquivos, notebooks)</w:t>
             </w:r>
           </w:p>
         </w:tc>
@@ -10421,7 +10421,7 @@
         <w:pStyle w:val="Heading2"/>
       </w:pPr>
       <w:r>
-        <w:t xml:space="preserve">9.5 Tecnologias utilizadas</w:t>
+        <w:t xml:space="preserve">9.5 Como (re)treinar os modelos (reprodutibilidade)</w:t>
       </w:r>
     </w:p>
     <w:p>
@@ -10433,6 +10433,150 @@
           <w:sz w:val="22"/>
           <w:szCs w:val="22"/>
         </w:rPr>
+        <w:t xml:space="preserve">Todos os modelos são reprodutíveis. A rede neural de toxicidade treina localmente (CPU); os modelos BERT/BERTimbau treinam no Google Colab com GPU gratuita.</w:t>
+      </w:r>
+    </w:p>
+    <w:p>
+      <w:pPr>
+        <w:pStyle w:val="Heading3"/>
+      </w:pPr>
+      <w:r>
+        <w:t xml:space="preserve">Rede neural de toxicidade (local)</w:t>
+      </w:r>
+    </w:p>
+    <w:p>
+      <w:pPr>
+        <w:spacing w:after="140" w:line="276"/>
+      </w:pPr>
+      <w:r>
+        <w:rPr>
+          <w:sz w:val="22"/>
+          <w:szCs w:val="22"/>
+        </w:rPr>
+        <w:t xml:space="preserve">Clone o ToLD-Br, instale scikit-learn, pandas, numpy, matplotlib e joblib, e rode o script treinar_rede_neural.py. Saída: modelo_rede_neural.joblib, figuras (curva de loss, matriz de confusão) e métricas.</w:t>
+      </w:r>
+    </w:p>
+    <w:p>
+      <w:pPr>
+        <w:pStyle w:val="Heading3"/>
+      </w:pPr>
+      <w:r>
+        <w:t xml:space="preserve">Modelos BERT (Google Colab, GPU) — os mesmos passos para os quatro notebooks</w:t>
+      </w:r>
+    </w:p>
+    <w:p>
+      <w:pPr>
+        <w:spacing w:after="140" w:line="276"/>
+      </w:pPr>
+      <w:r>
+        <w:rPr>
+          <w:b/>
+          <w:bCs/>
+          <w:sz w:val="22"/>
+          <w:szCs w:val="22"/>
+        </w:rPr>
+        <w:t xml:space="preserve">1. </w:t>
+      </w:r>
+      <w:r>
+        <w:rPr>
+          <w:sz w:val="22"/>
+          <w:szCs w:val="22"/>
+        </w:rPr>
+        <w:t xml:space="preserve">Abra o notebook no Google Colab.</w:t>
+      </w:r>
+    </w:p>
+    <w:p>
+      <w:pPr>
+        <w:spacing w:after="140" w:line="276"/>
+      </w:pPr>
+      <w:r>
+        <w:rPr>
+          <w:b/>
+          <w:bCs/>
+          <w:sz w:val="22"/>
+          <w:szCs w:val="22"/>
+        </w:rPr>
+        <w:t xml:space="preserve">2. </w:t>
+      </w:r>
+      <w:r>
+        <w:rPr>
+          <w:sz w:val="22"/>
+          <w:szCs w:val="22"/>
+        </w:rPr>
+        <w:t xml:space="preserve">Ambiente de execução → Alterar o tipo → GPU.</w:t>
+      </w:r>
+    </w:p>
+    <w:p>
+      <w:pPr>
+        <w:spacing w:after="140" w:line="276"/>
+      </w:pPr>
+      <w:r>
+        <w:rPr>
+          <w:b/>
+          <w:bCs/>
+          <w:sz w:val="22"/>
+          <w:szCs w:val="22"/>
+        </w:rPr>
+        <w:t xml:space="preserve">3. </w:t>
+      </w:r>
+      <w:r>
+        <w:rPr>
+          <w:sz w:val="22"/>
+          <w:szCs w:val="22"/>
+        </w:rPr>
+        <w:t xml:space="preserve">Ambiente de execução → Executar tudo.</w:t>
+      </w:r>
+    </w:p>
+    <w:p>
+      <w:pPr>
+        <w:spacing w:after="140" w:line="276"/>
+      </w:pPr>
+      <w:r>
+        <w:rPr>
+          <w:b/>
+          <w:bCs/>
+          <w:sz w:val="22"/>
+          <w:szCs w:val="22"/>
+        </w:rPr>
+        <w:t xml:space="preserve">4. </w:t>
+      </w:r>
+      <w:r>
+        <w:rPr>
+          <w:sz w:val="22"/>
+          <w:szCs w:val="22"/>
+        </w:rPr>
+        <w:t xml:space="preserve">As células finais baixam os resultados (figuras, JSONs e, no BERTimbau, o .zip do modelo usado pela página).</w:t>
+      </w:r>
+    </w:p>
+    <w:p>
+      <w:pPr>
+        <w:spacing w:after="140" w:line="276"/>
+      </w:pPr>
+      <w:r>
+        <w:rPr>
+          <w:sz w:val="22"/>
+          <w:szCs w:val="22"/>
+        </w:rPr>
+        <w:t xml:space="preserve">Reprodutibilidade: sementes fixas, splits documentados (split por deputado na inclinação) e limpeza de texto (remoção do cabeçalho com a sigla do partido).</w:t>
+      </w:r>
+    </w:p>
+    <w:p>
+      <w:pPr>
+        <w:pStyle w:val="Heading2"/>
+      </w:pPr>
+      <w:r>
+        <w:t xml:space="preserve">9.6 Tecnologias utilizadas</w:t>
+      </w:r>
+    </w:p>
+    <w:p>
+      <w:pPr>
+        <w:spacing w:after="140" w:line="276"/>
+      </w:pPr>
+      <w:r>
+        <w:rPr>
+          <w:sz w:val="22"/>
+          <w:szCs w:val="22"/>
+        </w:rPr>
         <w:t xml:space="preserve">Python 3; PyTorch e Hugging Face Transformers (modelos BERTimbau, BERTabaporu, mBERT); scikit-learn (baseline, métricas, splits); pandas e numpy (dados); matplotlib (gráficos); HTML/CSS/JavaScript (demonstração web). Bases: ToLD-Br (CC BY-SA 4.0) e API de dados abertos da Câmara dos Deputados.</w:t>
       </w:r>
     </w:p>
@@ -10441,7 +10585,7 @@
         <w:pStyle w:val="Heading2"/>
       </w:pPr>
       <w:r>
-        <w:t xml:space="preserve">9.6 Instruções gerais</w:t>
+        <w:t xml:space="preserve">9.7 Instruções gerais</w:t>
       </w:r>
     </w:p>
     <w:p>
@@ -10845,7 +10989,7 @@
         </w:rPr>
         <w:t xml:space="preserve">Portal de Dados Abertos da Câmara dos Deputados — </w:t>
       </w:r>
-      <w:hyperlink w:history="1" r:id="rIdre8eklnupkygzimgfxmfq">
+      <w:hyperlink w:history="1" r:id="rIdperhu3ffk4jz4dxmppzyq">
         <w:r>
           <w:rPr>
             <w:rStyle w:val="Hyperlink"/>

--- a/DOCUMENTACAO_TECNICA.docx
+++ b/DOCUMENTACAO_TECNICA.docx
@@ -300,7 +300,7 @@
                 <w:sz w:val="20"/>
                 <w:szCs w:val="20"/>
               </w:rPr>
-              <w:t xml:space="preserve">Deep Learning — Transformers (BERT) com fine-tuning</w:t>
+              <w:t xml:space="preserve">Deep Learning, Transformers (BERT) com fine-tuning</w:t>
             </w:r>
           </w:p>
         </w:tc>
@@ -507,7 +507,7 @@
                 <w:sz w:val="20"/>
                 <w:szCs w:val="20"/>
               </w:rPr>
-              <w:t xml:space="preserve">Robson — ________________________________</w:t>
+              <w:t xml:space="preserve">Robson, ________________________________</w:t>
             </w:r>
           </w:p>
         </w:tc>
@@ -696,7 +696,7 @@
           <w:sz w:val="22"/>
           <w:szCs w:val="22"/>
         </w:rPr>
-        <w:t xml:space="preserve">A esfera pública brasileira se expressa em registros linguísticos muito diferentes. De um lado, o cidadão comum em redes sociais produz texto curto e informal, com gírias, ironia e, com frequência, toxicidade. De outro, o agente institucional — o parlamentar — produz texto longo, formal e protocolar, mas carregado de sinal ideológico. Compreender automaticamente esses sinais de comportamento político é uma demanda real de moderação de plataformas, observatórios de discurso de ódio, análise de polarização e transparência legislativa.</w:t>
+        <w:t xml:space="preserve">A esfera pública brasileira se expressa em registros linguísticos muito diferentes. De um lado, o cidadão comum em redes sociais produz texto curto e informal, com gírias, ironia e, com frequência, toxicidade. De outro, o agente institucional, o parlamentar, produz texto longo, formal e protocolar, mas carregado de sinal ideológico. Compreender automaticamente esses sinais de comportamento político é uma demanda real de moderação de plataformas, observatórios de discurso de ódio, análise de polarização e transparência legislativa.</w:t>
       </w:r>
     </w:p>
     <w:p>
@@ -756,7 +756,7 @@
           <w:sz w:val="22"/>
           <w:szCs w:val="22"/>
         </w:rPr>
-        <w:t xml:space="preserve">Português brasileiro é uma língua de baixa cobertura em recursos de PLN para postura política, e a maioria dos modelos de toxicidade e de análise política é construída e avaliada dentro de um único registro, assumindo silenciosamente que o que funciona em um vale para o outro. Esse ponto cego — a suposição de transferência entre registros — raramente é testado e é justamente o que este projeto investiga, o que torna o trabalho relevante tanto na aplicação quanto na contribuição metodológica.</w:t>
+        <w:t xml:space="preserve">Português brasileiro é uma língua de baixa cobertura em recursos de PLN para postura política, e a maioria dos modelos de toxicidade e de análise política é construída e avaliada dentro de um único registro, assumindo silenciosamente que o que funciona em um vale para o outro. Esse ponto cego, a suposição de transferência entre registros, raramente é testado e é justamente o que este projeto investiga, o que torna o trabalho relevante tanto na aplicação quanto na contribuição metodológica.</w:t>
       </w:r>
     </w:p>
     <w:p>
@@ -798,7 +798,7 @@
           <w:sz w:val="22"/>
           <w:szCs w:val="22"/>
         </w:rPr>
-        <w:t xml:space="preserve">A inclinação ideológica usa supervisão distante: o rótulo vem do partido do deputado, não de anotação por fala — há ruído (um parlamentar pode discursar contra a linha do próprio partido).</w:t>
+        <w:t xml:space="preserve">A inclinação ideológica usa supervisão distante: o rótulo vem do partido do deputado, não de anotação por fala, há ruído (um parlamentar pode discursar contra a linha do próprio partido).</w:t>
       </w:r>
     </w:p>
     <w:p>
@@ -815,7 +815,7 @@
           <w:sz w:val="22"/>
           <w:szCs w:val="22"/>
         </w:rPr>
-        <w:t xml:space="preserve">Os dois registros diferem de domínio; a solução não pretende que um modelo treinado em um registro funcione no outro — ao contrário, mede essa falha.</w:t>
+        <w:t xml:space="preserve">Os dois registros diferem de domínio; a solução não pretende que um modelo treinado em um registro funcione no outro, ao contrário, mede essa falha.</w:t>
       </w:r>
     </w:p>
     <w:p>
@@ -852,7 +852,7 @@
           <w:sz w:val="22"/>
           <w:szCs w:val="22"/>
         </w:rPr>
-        <w:t xml:space="preserve">Três propriedades do problema justificam Deep Learning frente a abordagens rasas. A toxicidade depende de contexto, ironia e construções não literais ("que pessoa maravilhosa, hein"), que modelos lineares de superfície capturam mal. A inclinação ideológica em discurso formal é um sinal difuso e de longo alcance — não está numa palavra-chave, mas no enquadramento ao longo de parágrafos. E a própria pergunta de transferência só é formulável em termos de representações compartilhadas, conceito nativo de Deep Learning (encoders pré-treinados, multi-task learning). Nossa evidência empírica reforça isso: o baseline raso de contagem de palavras erra sistematicamente textos irônicos e de ataque (ver Seção 6), enquanto modelos contextuais (BERT) são projetados para resolvê-los.</w:t>
+        <w:t xml:space="preserve">Três propriedades do problema justificam Deep Learning frente a abordagens rasas. A toxicidade depende de contexto, ironia e construções não literais ("que pessoa maravilhosa, hein"), que modelos lineares de superfície capturam mal. A inclinação ideológica em discurso formal é um sinal difuso e de longo alcance, não está numa palavra-chave, mas no enquadramento ao longo de parágrafos. E a própria pergunta de transferência só é formulável em termos de representações compartilhadas, conceito nativo de Deep Learning (encoders pré-treinados, multi-task learning). Nossa evidência empírica reforça isso: o baseline raso de contagem de palavras erra sistematicamente textos irônicos e de ataque (ver Seção 6), enquanto modelos contextuais (BERT) são projetados para resolvê-los.</w:t>
       </w:r>
     </w:p>
     <w:p>
@@ -944,7 +944,7 @@
           <w:sz w:val="22"/>
           <w:szCs w:val="22"/>
         </w:rPr>
-        <w:t xml:space="preserve">Uma conclusão sustentada sobre a hipótese de transferência entre registros — inclusive se for negativa.</w:t>
+        <w:t xml:space="preserve">Uma conclusão sustentada sobre a hipótese de transferência entre registros, inclusive se for negativa.</w:t>
       </w:r>
     </w:p>
     <w:p>
@@ -1011,7 +1011,7 @@
           <w:sz w:val="22"/>
           <w:szCs w:val="22"/>
         </w:rPr>
-        <w:t xml:space="preserve">H1 — </w:t>
+        <w:t xml:space="preserve">H1, </w:t>
       </w:r>
       <w:r>
         <w:rPr>
@@ -1037,7 +1037,7 @@
           <w:sz w:val="22"/>
           <w:szCs w:val="22"/>
         </w:rPr>
-        <w:t xml:space="preserve">H2 — </w:t>
+        <w:t xml:space="preserve">H2, </w:t>
       </w:r>
       <w:r>
         <w:rPr>
@@ -1063,7 +1063,7 @@
           <w:sz w:val="22"/>
           <w:szCs w:val="22"/>
         </w:rPr>
-        <w:t xml:space="preserve">H3 — </w:t>
+        <w:t xml:space="preserve">H3, </w:t>
       </w:r>
       <w:r>
         <w:rPr>
@@ -1628,7 +1628,7 @@
         <w:pStyle w:val="Heading2"/>
       </w:pPr>
       <w:r>
-        <w:t xml:space="preserve">3.1 Base 1 — Toxicidade (ToLD-Br)</w:t>
+        <w:t xml:space="preserve">3.1 Base 1, Toxicidade (ToLD-Br)</w:t>
       </w:r>
     </w:p>
     <w:p>
@@ -1668,7 +1668,7 @@
           <w:sz w:val="22"/>
           <w:szCs w:val="22"/>
         </w:rPr>
-        <w:t xml:space="preserve">A base é pública e versionada; foi obtida diretamente do repositório oficial no GitHub (clonagem do repositório), sem necessidade de reidratação — o que garante reprodutibilidade imediata.</w:t>
+        <w:t xml:space="preserve">A base é pública e versionada; foi obtida diretamente do repositório oficial no GitHub (clonagem do repositório), sem necessidade de reidratação, o que garante reprodutibilidade imediata.</w:t>
       </w:r>
     </w:p>
     <w:p>
@@ -2418,7 +2418,7 @@
           <w:sz w:val="22"/>
           <w:szCs w:val="22"/>
         </w:rPr>
-        <w:t xml:space="preserve">Reflete o Twitter de um período específico (2017–2020); subtipos raros de toxicidade são subrepresentados; e há o viés conhecido de bases de toxicidade de marcar em excesso dialetos minoritários e termos reapropriados.</w:t>
+        <w:t xml:space="preserve">Reflete o Twitter de um período específico (2017-2020); subtipos raros de toxicidade são subrepresentados; e há o viés conhecido de bases de toxicidade de marcar em excesso dialetos minoritários e termos reapropriados.</w:t>
       </w:r>
     </w:p>
     <w:p>
@@ -2426,7 +2426,7 @@
         <w:pStyle w:val="Heading2"/>
       </w:pPr>
       <w:r>
-        <w:t xml:space="preserve">3.2 Base 2 — Inclinação política (Discursos da Câmara)</w:t>
+        <w:t xml:space="preserve">3.2 Base 2, Inclinação política (Discursos da Câmara)</w:t>
       </w:r>
     </w:p>
     <w:p>
@@ -2446,7 +2446,7 @@
           <w:sz w:val="22"/>
           <w:szCs w:val="22"/>
         </w:rPr>
-        <w:t xml:space="preserve">A proposta inicial previa o UStanceBR (postura político em Twitter). Ao inspecionar o pacote oficial, constatou-se que todo o corpus é distribuído apenas como identificadores de tweets (Tweet_ID; Polarity), sem o texto. Reidratar via API do Twitter/X é inviável de forma reprodutível em 2026 (API paga e restrita; tweets de 2018–2020 amplamente removidos). Por isso o UStanceBR foi descartado como fonte primária — decisão documentada na Seção 9.</w:t>
+        <w:t xml:space="preserve">A proposta inicial previa o UStanceBR (postura político em Twitter). Ao inspecionar o pacote oficial, constatou-se que todo o corpus é distribuído apenas como identificadores de tweets (Tweet_ID; Polarity), sem o texto. Reidratar via API do Twitter/X é inviável de forma reprodutível em 2026 (API paga e restrita; tweets de 2018-2020 amplamente removidos). Por isso o UStanceBR foi descartado como fonte primária, decisão documentada na Seção 9.</w:t>
       </w:r>
     </w:p>
     <w:p>
@@ -2486,7 +2486,7 @@
           <w:sz w:val="22"/>
           <w:szCs w:val="22"/>
         </w:rPr>
-        <w:t xml:space="preserve">O rótulo de ideologia (esquerda / direita) é atribuído pelo partido do deputado, mapeado para o eixo esquerda–direita com base na classificação de especialistas de Bolognesi et al. (2023). Discursos muito curtos são descartados (parâmetro min-palavras) para reduzir ruído de falas protocolares. O ruído da supervisão distante é assumido e analisado por partido na avaliação.</w:t>
+        <w:t xml:space="preserve">O rótulo de ideologia (esquerda / direita) é atribuído pelo partido do deputado, mapeado para o eixo esquerda, direita com base na classificação de especialistas de Bolognesi et al. (2023). Discursos muito curtos são descartados (parâmetro min-palavras) para reduzir ruído de falas protocolares. O ruído da supervisão distante é assumido e analisado por partido na avaliação.</w:t>
       </w:r>
     </w:p>
     <w:p>
@@ -2506,7 +2506,7 @@
           <w:sz w:val="22"/>
           <w:szCs w:val="22"/>
         </w:rPr>
-        <w:t xml:space="preserve">Para o eixo binário, a faixa de centro é descartada, deixando classes relativamente equilibradas. A separação treino/teste é AGRUPADA POR DEPUTADO (GroupShuffleSplit): nenhum deputado aparece em treino e teste ao mesmo tempo. Isso evita que o modelo aprenda o estilo idiossincrático do autor e "vaze" sua identidade — medindo qual ideologia, não quem fala.</w:t>
+        <w:t xml:space="preserve">Para o eixo binário, a faixa de centro é descartada, deixando classes relativamente equilibradas. A separação treino/teste é AGRUPADA POR DEPUTADO (GroupShuffleSplit): nenhum deputado aparece em treino e teste ao mesmo tempo. Isso evita que o modelo aprenda o estilo idiossincrático do autor e "vaze" sua identidade, medindo qual ideologia, não quem fala.</w:t>
       </w:r>
     </w:p>
     <w:p>
@@ -2559,7 +2559,7 @@
           <w:sz w:val="22"/>
           <w:szCs w:val="22"/>
         </w:rPr>
-        <w:t xml:space="preserve">A modelagem segue três blocos em ordem crescente de ambição, para que cada conclusão se apoie na anterior: (1) um baseline raso (TF-IDF + Regressão Logística) que quantifica o quanto o Deep Learning agrega; (2) baselines profundos independentes (um Transformer por tarefa) — o modelo principal; e (3) uma arquitetura multi-tarefa de encoder compartilhado, que testa diretamente a transferência entre registros.</w:t>
+        <w:t xml:space="preserve">A modelagem segue três blocos em ordem crescente de ambição, para que cada conclusão se apoie na anterior: (1) um baseline raso (TF-IDF + Regressão Logística) que quantifica o quanto o Deep Learning agrega; (2) baselines profundos independentes (um Transformer por tarefa), o modelo principal; e (3) uma arquitetura multi-tarefa de encoder compartilhado, que testa diretamente a transferência entre registros.</w:t>
       </w:r>
     </w:p>
     <w:p>
@@ -2599,7 +2599,7 @@
           <w:sz w:val="22"/>
           <w:szCs w:val="22"/>
         </w:rPr>
-        <w:t xml:space="preserve">A decisão central — e a que fundamenta os dois modelos separados — é casar o codificador ao registro de cada tarefa:</w:t>
+        <w:t xml:space="preserve">A decisão central, e a que fundamenta os dois modelos separados, é casar o codificador ao registro de cada tarefa:</w:t>
       </w:r>
     </w:p>
     <w:tbl>
@@ -3123,7 +3123,7 @@
                 <w:sz w:val="20"/>
                 <w:szCs w:val="20"/>
               </w:rPr>
-              <w:t xml:space="preserve">—</w:t>
+              <w:t xml:space="preserve">, </w:t>
             </w:r>
           </w:p>
         </w:tc>
@@ -3250,7 +3250,7 @@
           <w:sz w:val="22"/>
           <w:szCs w:val="22"/>
         </w:rPr>
-        <w:t xml:space="preserve">Métrica primária: macro-F1 (robusta ao desbalanceamento). Secundárias: precisão, revocação e F1 por classe; acurácia (apenas contextual); ROC-AUC; e matriz de confusão. Métricas de regressão (MAE, RMSE) não se aplicam, por se tratar de classificação — opção registrada explicitamente.</w:t>
+        <w:t xml:space="preserve">Métrica primária: macro-F1 (robusta ao desbalanceamento). Secundárias: precisão, revocação e F1 por classe; acurácia (apenas contextual); ROC-AUC; e matriz de confusão. Métricas de regressão (MAE, RMSE) não se aplicam, por se tratar de classificação, opção registrada explicitamente.</w:t>
       </w:r>
     </w:p>
     <w:p>
@@ -3484,7 +3484,7 @@
                 <w:sz w:val="20"/>
                 <w:szCs w:val="20"/>
               </w:rPr>
-              <w:t xml:space="preserve">3–4 (early stopping)</w:t>
+              <w:t xml:space="preserve">3-4 (early stopping)</w:t>
             </w:r>
           </w:p>
         </w:tc>
@@ -3990,7 +3990,7 @@
           <w:sz w:val="22"/>
           <w:szCs w:val="22"/>
         </w:rPr>
-        <w:t xml:space="preserve">Cada tarefa é treinada de forma independente por fine-tuning completo do encoder (todas as camadas), com a cabeça de classificação sobre o token [CLS]. O multi-task usa hard parameter sharing: como as bases são disjuntas (nenhum texto tem os dois rótulos), o treino alterna batches em round-robin — cada batch atualiza o encoder e apenas a cabeça correspondente, com mascaramento da perda da outra tarefa. Tudo com sementes fixas e versões de biblioteca registradas.</w:t>
+        <w:t xml:space="preserve">Cada tarefa é treinada de forma independente por fine-tuning completo do encoder (todas as camadas), com a cabeça de classificação sobre o token [CLS]. O multi-task usa hard parameter sharing: como as bases são disjuntas (nenhum texto tem os dois rótulos), o treino alterna batches em round-robin, cada batch atualiza o encoder e apenas a cabeça correspondente, com mascaramento da perda da outra tarefa. Tudo com sementes fixas e versões de biblioteca registradas.</w:t>
       </w:r>
     </w:p>
     <w:p>
@@ -4023,7 +4023,7 @@
         <w:pStyle w:val="Heading2"/>
       </w:pPr>
       <w:r>
-        <w:t xml:space="preserve">5.1 Resultado quantitativo — baseline executado (toxicidade)</w:t>
+        <w:t xml:space="preserve">5.1 Resultado quantitativo, baseline executado (toxicidade)</w:t>
       </w:r>
     </w:p>
     <w:p>
@@ -4366,7 +4366,7 @@
                 <w:sz w:val="20"/>
                 <w:szCs w:val="20"/>
               </w:rPr>
-              <w:t xml:space="preserve">Precisão — não-tóxico / tóxico</w:t>
+              <w:t xml:space="preserve">Precisão, não-tóxico / tóxico</w:t>
             </w:r>
           </w:p>
         </w:tc>
@@ -4435,7 +4435,7 @@
                 <w:sz w:val="20"/>
                 <w:szCs w:val="20"/>
               </w:rPr>
-              <w:t xml:space="preserve">Revocação — não-tóxico / tóxico</w:t>
+              <w:t xml:space="preserve">Revocação, não-tóxico / tóxico</w:t>
             </w:r>
           </w:p>
         </w:tc>
@@ -4504,7 +4504,7 @@
                 <w:sz w:val="20"/>
                 <w:szCs w:val="20"/>
               </w:rPr>
-              <w:t xml:space="preserve">F1 — não-tóxico / tóxico</w:t>
+              <w:t xml:space="preserve">F1, não-tóxico / tóxico</w:t>
             </w:r>
           </w:p>
         </w:tc>
@@ -4609,7 +4609,7 @@
           <w:sz w:val="18"/>
           <w:szCs w:val="18"/>
         </w:rPr>
-        <w:t xml:space="preserve">Figura 1 — Matriz de confusão (teste). Verdadeiros negativos: 2144, falsos positivos: 374, falsos negativos: 259, verdadeiros positivos: 345.</w:t>
+        <w:t xml:space="preserve">Figura 1: Matriz de confusão (teste). Verdadeiros negativos: 2144, falsos positivos: 374, falsos negativos: 259, verdadeiros positivos: 345.</w:t>
       </w:r>
     </w:p>
     <w:p>
@@ -4679,7 +4679,7 @@
           <w:sz w:val="18"/>
           <w:szCs w:val="18"/>
         </w:rPr>
-        <w:t xml:space="preserve">Figura 2 — Curva ROC do baseline (AUC = 77,5%).</w:t>
+        <w:t xml:space="preserve">Figura 2: Curva ROC do baseline (AUC = 77,5%).</w:t>
       </w:r>
     </w:p>
     <w:p>
@@ -4741,7 +4741,7 @@
           <w:sz w:val="18"/>
           <w:szCs w:val="18"/>
         </w:rPr>
-        <w:t xml:space="preserve">Figura 3 — Curva de aprendizado: macro-F1 de treino (~0,90) versus validação (0,64 → 0,70) conforme cresce o conjunto de treino.</w:t>
+        <w:t xml:space="preserve">Figura 3: Curva de aprendizado: macro-F1 de treino (~0,90) versus validação (0,64 → 0,70) conforme cresce o conjunto de treino.</w:t>
       </w:r>
     </w:p>
     <w:p>
@@ -5092,7 +5092,7 @@
                 <w:sz w:val="20"/>
                 <w:szCs w:val="20"/>
               </w:rPr>
-              <w:t xml:space="preserve">F1 — não-tóxico / tóxico</w:t>
+              <w:t xml:space="preserve">F1, não-tóxico / tóxico</w:t>
             </w:r>
           </w:p>
         </w:tc>
@@ -5189,7 +5189,7 @@
           <w:sz w:val="18"/>
           <w:szCs w:val="18"/>
         </w:rPr>
-        <w:t xml:space="preserve">Figura 4 — Curva de loss da rede neural (MLP).</w:t>
+        <w:t xml:space="preserve">Figura 4: Curva de loss da rede neural (MLP).</w:t>
       </w:r>
     </w:p>
     <w:p>
@@ -5251,7 +5251,7 @@
           <w:sz w:val="18"/>
           <w:szCs w:val="18"/>
         </w:rPr>
-        <w:t xml:space="preserve">Figura 5 — Matriz de confusão da rede neural.</w:t>
+        <w:t xml:space="preserve">Figura 5: Matriz de confusão da rede neural.</w:t>
       </w:r>
     </w:p>
     <w:p>
@@ -5259,7 +5259,7 @@
         <w:pStyle w:val="Heading2"/>
       </w:pPr>
       <w:r>
-        <w:t xml:space="preserve">5.5 BERT (Transformer) — estado da arte executado</w:t>
+        <w:t xml:space="preserve">5.5 BERT (Transformer), estado da arte executado</w:t>
       </w:r>
     </w:p>
     <w:p>
@@ -5602,7 +5602,7 @@
                 <w:sz w:val="20"/>
                 <w:szCs w:val="20"/>
               </w:rPr>
-              <w:t xml:space="preserve">F1 — não-tóxico / tóxico</w:t>
+              <w:t xml:space="preserve">F1, não-tóxico / tóxico</w:t>
             </w:r>
           </w:p>
         </w:tc>
@@ -5699,7 +5699,7 @@
           <w:sz w:val="18"/>
           <w:szCs w:val="18"/>
         </w:rPr>
-        <w:t xml:space="preserve">Figura 6 — Curva de loss (treino × validação) do BERT.</w:t>
+        <w:t xml:space="preserve">Figura 6: Curva de loss (treino × validação) do BERT.</w:t>
       </w:r>
     </w:p>
     <w:p>
@@ -5761,7 +5761,7 @@
           <w:sz w:val="18"/>
           <w:szCs w:val="18"/>
         </w:rPr>
-        <w:t xml:space="preserve">Figura 7 — Matriz de confusão do BERT.</w:t>
+        <w:t xml:space="preserve">Figura 7: Matriz de confusão do BERT.</w:t>
       </w:r>
     </w:p>
     <w:p>
@@ -5781,7 +5781,7 @@
           <w:sz w:val="22"/>
           <w:szCs w:val="22"/>
         </w:rPr>
-        <w:t xml:space="preserve">O baseline atinge boa acurácia global (79,7%), mas a macro-F1 de 69,7% revela a verdadeira dificuldade: o F1 da classe tóxica é de apenas 52,1% (precisão 48,0%, revocação 57,1%), contra 87,1% da classe não-tóxica. Ou seja, o modelo de superfície reconhece bem texto neutro, mas erra muito na classe de interesse — exatamente onde contexto e ironia importam. A curva de aprendizado confirma o diagnóstico: a grande distância entre treino (~0,90) e validação (~0,70) indica overfitting do modelo raso, e a validação ainda em ascensão sugere que mais dados e, sobretudo, um modelo mais expressivo (BERT) elevariam o desempenho. E foi o que se confirmou: a rede neural (SVD + MLP) ficou em 67,0%, abaixo do baseline linear, enquanto o BERT saltou para 76,6% de macro-F1 e 87,2% de ROC-AUC, elevando o F1 da classe tóxica de 52,1% para 62,5%. O ganho vem das representações contextuais.</w:t>
+        <w:t xml:space="preserve">O baseline atinge boa acurácia global (79,7%), mas a macro-F1 de 69,7% revela a verdadeira dificuldade: o F1 da classe tóxica é de apenas 52,1% (precisão 48,0%, revocação 57,1%), contra 87,1% da classe não-tóxica. Ou seja, o modelo de superfície reconhece bem texto neutro, mas erra muito na classe de interesse, exatamente onde contexto e ironia importam. A curva de aprendizado confirma o diagnóstico: a grande distância entre treino (~0,90) e validação (~0,70) indica overfitting do modelo raso, e a validação ainda em ascensão sugere que mais dados e, sobretudo, um modelo mais expressivo (BERT) elevariam o desempenho. E foi o que se confirmou: a rede neural (SVD + MLP) ficou em 67,0%, abaixo do baseline linear, enquanto o BERT saltou para 76,6% de macro-F1 e 87,2% de ROC-AUC, elevando o F1 da classe tóxica de 52,1% para 62,5%. O ganho vem das representações contextuais.</w:t>
       </w:r>
     </w:p>
     <w:p>
@@ -6237,7 +6237,7 @@
         <w:pStyle w:val="Heading3"/>
       </w:pPr>
       <w:r>
-        <w:t xml:space="preserve">Frente política — inclinação ideológica, vazamento, truncagem e janelamento</w:t>
+        <w:t xml:space="preserve">Frente política, inclinação ideológica, vazamento, truncagem e janelamento</w:t>
       </w:r>
     </w:p>
     <w:p>
@@ -6249,7 +6249,7 @@
           <w:sz w:val="22"/>
           <w:szCs w:val="22"/>
         </w:rPr>
-        <w:t xml:space="preserve">O treino inicial do BERTimbau atingiu macro-F1 de 0,99 — irrealista. A auditoria revelou VAZAMENTO DE RÓTULO: a transcrição da Câmara começa com um cabeçalho contendo a sigla do partido do orador (ex.: "Bloco/PDT - MA"). Corrigido o texto e refeito o treino com split agrupado por deputado e classes balanceadas, comparamos quatro modelos:</w:t>
+        <w:t xml:space="preserve">O treino inicial do BERTimbau atingiu macro-F1 de 0,99, irrealista. A auditoria revelou VAZAMENTO DE RÓTULO: a transcrição da Câmara começa com um cabeçalho contendo a sigla do partido do orador (ex.: "Bloco/PDT - MA"). Corrigido o texto e refeito o treino com split agrupado por deputado e classes balanceadas, comparamos quatro modelos:</w:t>
       </w:r>
     </w:p>
     <w:tbl>
@@ -6677,7 +6677,7 @@
           <w:sz w:val="18"/>
           <w:szCs w:val="18"/>
         </w:rPr>
-        <w:t xml:space="preserve">Figura 8 — Matriz de confusão do BERTimbau com janelamento.</w:t>
+        <w:t xml:space="preserve">Figura 8: Matriz de confusão do BERTimbau com janelamento.</w:t>
       </w:r>
     </w:p>
     <w:p>
@@ -6697,7 +6697,7 @@
         <w:pStyle w:val="Heading3"/>
       </w:pPr>
       <w:r>
-        <w:t xml:space="preserve">Arquitetura multi-task — transferência entre registros (H2/H3)</w:t>
+        <w:t xml:space="preserve">Arquitetura multi-task, transferência entre registros (H2/H3)</w:t>
       </w:r>
     </w:p>
     <w:p>
@@ -7199,7 +7199,7 @@
           <w:sz w:val="18"/>
           <w:szCs w:val="18"/>
         </w:rPr>
-        <w:t xml:space="preserve">Figura 9 — Single-task vs multi-task (mesmo encoder), por tarefa.</w:t>
+        <w:t xml:space="preserve">Figura 9: Single-task vs multi-task (mesmo encoder), por tarefa.</w:t>
       </w:r>
     </w:p>
     <w:p>
@@ -7379,7 +7379,7 @@
           <w:sz w:val="22"/>
           <w:szCs w:val="22"/>
         </w:rPr>
-        <w:t xml:space="preserve">Na frente de toxicidade, como assistente de moderação com humano no circuito: o modelo ordena e sinaliza a fila de revisão, com limiar calibrado e confiança exibida, mas a decisão de remover/punir permanece humana. Na frente de inclinação, como ferramenta analítica de nível agregado: medir tendências ideológicas em grandes volumes de discurso (por tema, período ou bancada), sempre com incerteza e em agregado — nunca para carimbar um indivíduo.</w:t>
+        <w:t xml:space="preserve">Na frente de toxicidade, como assistente de moderação com humano no circuito: o modelo ordena e sinaliza a fila de revisão, com limiar calibrado e confiança exibida, mas a decisão de remover/punir permanece humana. Na frente de inclinação, como ferramenta analítica de nível agregado: medir tendências ideológicas em grandes volumes de discurso (por tema, período ou bancada), sempre com incerteza e em agregado, nunca para carimbar um indivíduo.</w:t>
       </w:r>
     </w:p>
     <w:p>
@@ -7458,7 +7458,7 @@
           <w:sz w:val="22"/>
           <w:szCs w:val="22"/>
         </w:rPr>
-        <w:t xml:space="preserve">O fine-tuning de um BERT base é viável em uma única GPU de consumo (8–16 GB), em ordem de minutos a poucas horas por tarefa, dependendo do tamanho da base e do número de épocas. A inferência é leve e pode rodar em CPU para volumes moderados; para escala, recomenda-se GPU ou um serviço de inferência em lote. O baseline raso roda em CPU em segundos. O modelo base ocupa ~400–500 MB em disco.</w:t>
+        <w:t xml:space="preserve">O fine-tuning de um BERT base é viável em uma única GPU de consumo (8-16 GB), em ordem de minutos a poucas horas por tarefa, dependendo do tamanho da base e do número de épocas. A inferência é leve e pode rodar em CPU para volumes moderados; para escala, recomenda-se GPU ou um serviço de inferência em lote. O baseline raso roda em CPU em segundos. O modelo base ocupa ~400-500 MB em disco.</w:t>
       </w:r>
     </w:p>
     <w:p>
@@ -7478,7 +7478,7 @@
           <w:sz w:val="22"/>
           <w:szCs w:val="22"/>
         </w:rPr>
-        <w:t xml:space="preserve">Impacto social: moderação mais ágil reduz exposição a discurso de ódio, mas exige cuidado com viés — modelos de toxicidade tendem a marcar em excesso dialetos minoritários e termos reapropriados, podendo silenciar quem deveriam proteger; e a classificação política é sensível, com risco de vigilância se aplicada a cidadãos. Por isso o sistema limita-se a discurso público de agentes públicos e a uso agregado. Impacto técnico: o estudo de transferência entre registros orienta a comunidade a não reaproveitar modelos entre domínios. Impacto econômico: automação da triagem reduz custo de moderação manual e viabiliza análise de discurso em escala antes inviável.</w:t>
+        <w:t xml:space="preserve">Impacto social: moderação mais ágil reduz exposição a discurso de ódio, mas exige cuidado com viés, modelos de toxicidade tendem a marcar em excesso dialetos minoritários e termos reapropriados, podendo silenciar quem deveriam proteger; e a classificação política é sensível, com risco de vigilância se aplicada a cidadãos. Por isso o sistema limita-se a discurso público de agentes públicos e a uso agregado. Impacto técnico: o estudo de transferência entre registros orienta a comunidade a não reaproveitar modelos entre domínios. Impacto econômico: automação da triagem reduz custo de moderação manual e viabiliza análise de discurso em escala antes inviável.</w:t>
       </w:r>
     </w:p>
     <w:p>
@@ -7543,7 +7543,7 @@
           <w:sz w:val="22"/>
           <w:szCs w:val="22"/>
         </w:rPr>
-        <w:t xml:space="preserve">O arquivo site_projeto.html é uma página web autônoma (abre em qualquer navegador) com um analisador interativo: o usuário cola um texto e recebe, para cada frente, o rótulo e a confiança, além de um selo de registro que indica qual predição é confiável para aquele texto — materializando, no produto, a hipótese de não transferência entre registros (H3). A página inclui ainda a apresentação do problema, dos modelos e da metodologia.</w:t>
+        <w:t xml:space="preserve">O arquivo site_projeto.html é uma página web autônoma (abre em qualquer navegador) com um analisador interativo: o usuário cola um texto e recebe, para cada frente, o rótulo e a confiança, além de um selo de registro que indica qual predição é confiável para aquele texto, materializando, no produto, a hipótese de não transferência entre registros (H3). A página inclui ainda a apresentação do problema, dos modelos e da metodologia.</w:t>
       </w:r>
     </w:p>
     <w:p>
@@ -7568,7 +7568,7 @@
           <w:sz w:val="22"/>
           <w:szCs w:val="22"/>
         </w:rPr>
-        <w:t xml:space="preserve">pipeline.py — treino e avaliação ponta a ponta (carregamento, perda ponderada, split por deputado, macro-F1, early stopping).</w:t>
+        <w:t xml:space="preserve">pipeline.py, treino e avaliação ponta a ponta (carregamento, perda ponderada, split por deputado, macro-F1, early stopping).</w:t>
       </w:r>
     </w:p>
     <w:p>
@@ -7585,7 +7585,7 @@
           <w:sz w:val="22"/>
           <w:szCs w:val="22"/>
         </w:rPr>
-        <w:t xml:space="preserve">demo_inferencia.py — inferência sobre texto novo, com janelamento para discursos longos.</w:t>
+        <w:t xml:space="preserve">demo_inferencia.py, inferência sobre texto novo, com janelamento para discursos longos.</w:t>
       </w:r>
     </w:p>
     <w:p>
@@ -7602,7 +7602,7 @@
           <w:sz w:val="22"/>
           <w:szCs w:val="22"/>
         </w:rPr>
-        <w:t xml:space="preserve">coletar_discursos_camara.py + mapeamento_partidos_ideologia.csv — reconstroem a base política de forma reprodutível.</w:t>
+        <w:t xml:space="preserve">coletar_discursos_camara.py + mapeamento_partidos_ideologia.csv, reconstroem a base política de forma reprodutível.</w:t>
       </w:r>
     </w:p>
     <w:p>
@@ -7715,7 +7715,7 @@
           <w:sz w:val="22"/>
           <w:szCs w:val="22"/>
         </w:rPr>
-        <w:t xml:space="preserve">Esta seção documenta, de forma transparente, tudo o que foi feito ou alterado ao longo do desenvolvimento — incluindo decisões de projeto que mudaram o rumo do trabalho. É parte essencial da documentação técnica e da reprodutibilidade.</w:t>
+        <w:t xml:space="preserve">Esta seção documenta, de forma transparente, tudo o que foi feito ou alterado ao longo do desenvolvimento, incluindo decisões de projeto que mudaram o rumo do trabalho. É parte essencial da documentação técnica e da reprodutibilidade.</w:t>
       </w:r>
     </w:p>
     <w:p>
@@ -7735,7 +7735,7 @@
           <w:sz w:val="22"/>
           <w:szCs w:val="22"/>
         </w:rPr>
-        <w:t xml:space="preserve">Foram inspecionadas as duas bases propostas inicialmente. ToLD-Br confirmou-se adequada (texto aberto, 20.813 exemplos após deduplicação, ~19% positivos no binário). O UStanceBR, porém, revelou-se distribuído apenas como identificadores de tweets, sem texto — inviável de reidratar de forma reprodutível.</w:t>
+        <w:t xml:space="preserve">Foram inspecionadas as duas bases propostas inicialmente. ToLD-Br confirmou-se adequada (texto aberto, 20.813 exemplos após deduplicação, ~19% positivos no binário). O UStanceBR, porém, revelou-se distribuído apenas como identificadores de tweets, sem texto, inviável de reidratar de forma reprodutível.</w:t>
       </w:r>
     </w:p>
     <w:p>
@@ -7743,7 +7743,7 @@
         <w:pStyle w:val="Heading2"/>
       </w:pPr>
       <w:r>
-        <w:t xml:space="preserve">8.2 Primeira mudança — substituição da base política</w:t>
+        <w:t xml:space="preserve">8.2 Primeira mudança, substituição da base política</w:t>
       </w:r>
     </w:p>
     <w:p>
@@ -7755,7 +7755,7 @@
           <w:sz w:val="22"/>
           <w:szCs w:val="22"/>
         </w:rPr>
-        <w:t xml:space="preserve">Diante do bloqueio do UStanceBR, buscaram-se alternativas em português com texto aberto (HuggingFace, GitHub). Constatou-se que bases de postura política PT-BR são, em geral, distribuídas só como IDs (mesmo problema). Optou-se então pelos discursos da Câmara dos Deputados, via API de dados abertos — texto integral, público e reprodutível.</w:t>
+        <w:t xml:space="preserve">Diante do bloqueio do UStanceBR, buscaram-se alternativas em português com texto aberto (HuggingFace, GitHub). Constatou-se que bases de postura política PT-BR são, em geral, distribuídas só como IDs (mesmo problema). Optou-se então pelos discursos da Câmara dos Deputados, via API de dados abertos, texto integral, público e reprodutível.</w:t>
       </w:r>
     </w:p>
     <w:p>
@@ -7763,7 +7763,7 @@
         <w:pStyle w:val="Heading2"/>
       </w:pPr>
       <w:r>
-        <w:t xml:space="preserve">8.3 Segunda mudança — reenquadramento da tese</w:t>
+        <w:t xml:space="preserve">8.3 Segunda mudança, reenquadramento da tese</w:t>
       </w:r>
     </w:p>
     <w:p>
@@ -7775,7 +7775,7 @@
           <w:sz w:val="22"/>
           <w:szCs w:val="22"/>
         </w:rPr>
-        <w:t xml:space="preserve">Como discurso parlamentar não é "comentário de rede social", o projeto foi reenquadrado: de "moderar comentários" para "análise comparada da linguagem política em dois registros (cidadão informal vs. institucional formal), com teste de transferência". O reenquadramento transformou a diferença de domínio — que seria uma fragilidade — no próprio objeto de estudo, e tornou as duas bases coerentes.</w:t>
+        <w:t xml:space="preserve">Como discurso parlamentar não é "comentário de rede social", o projeto foi reenquadrado: de "moderar comentários" para "análise comparada da linguagem política em dois registros (cidadão informal vs. institucional formal), com teste de transferência". O reenquadramento transformou a diferença de domínio, que seria uma fragilidade, no próprio objeto de estudo, e tornou as duas bases coerentes.</w:t>
       </w:r>
     </w:p>
     <w:p>
@@ -7888,7 +7888,7 @@
           <w:sz w:val="22"/>
           <w:szCs w:val="22"/>
         </w:rPr>
-        <w:t xml:space="preserve">Durante testes, identificou-se que a heurística ilustrativa da demo classificava erroneamente um texto claramente de direita como "esquerda", por contar palavras de tema sem entender que o autor as atacava. A heurística foi melhorada com o léxico de ataque típico da direita populista, e o caso ficou documentado como exemplo concreto do motivo pelo qual o projeto usa modelos contextuais (BERT) e não contagem de palavras — reforço prático da justificativa de Deep Learning.</w:t>
+        <w:t xml:space="preserve">Durante testes, identificou-se que a heurística ilustrativa da demo classificava erroneamente um texto claramente de direita como "esquerda", por contar palavras de tema sem entender que o autor as atacava. A heurística foi melhorada com o léxico de ataque típico da direita populista, e o caso ficou documentado como exemplo concreto do motivo pelo qual o projeto usa modelos contextuais (BERT) e não contagem de palavras, reforço prático da justificativa de Deep Learning.</w:t>
       </w:r>
     </w:p>
     <w:p>
@@ -9986,7 +9986,7 @@
                 <w:sz w:val="20"/>
                 <w:szCs w:val="20"/>
               </w:rPr>
-              <w:t xml:space="preserve">BERT (BERTabaporu) para TOXICIDADE — baixa o ToLD-Br, treina, avalia e salva</w:t>
+              <w:t xml:space="preserve">BERT (BERTabaporu) para TOXICIDADE, baixa o ToLD-Br, treina, avalia e salva</w:t>
             </w:r>
           </w:p>
         </w:tc>
@@ -10055,7 +10055,7 @@
                 <w:sz w:val="20"/>
                 <w:szCs w:val="20"/>
               </w:rPr>
-              <w:t xml:space="preserve">BERTimbau para INCLINAÇÃO (truncado 256 tokens) — coleta os discursos, limpa, treina e salva a pasta modelo_bertimbau_politica que a página usa</w:t>
+              <w:t xml:space="preserve">BERTimbau para INCLINAÇÃO (truncado 256 tokens), coleta os discursos, limpa, treina e salva a pasta modelo_bertimbau_politica que a página usa</w:t>
             </w:r>
           </w:p>
         </w:tc>
@@ -10124,7 +10124,7 @@
                 <w:sz w:val="20"/>
                 <w:szCs w:val="20"/>
               </w:rPr>
-              <w:t xml:space="preserve">BERTimbau + JANELAMENTO — mesma frente lendo o documento inteiro; recupera o desempenho (0,77)</w:t>
+              <w:t xml:space="preserve">BERTimbau + JANELAMENTO, mesma frente lendo o documento inteiro; recupera o desempenho (0,77)</w:t>
             </w:r>
           </w:p>
         </w:tc>
@@ -10193,7 +10193,7 @@
                 <w:sz w:val="20"/>
                 <w:szCs w:val="20"/>
               </w:rPr>
-              <w:t xml:space="preserve">MULTI-TASK — encoder compartilhado com duas cabeças; compara single vs multi (H2/H3)</w:t>
+              <w:t xml:space="preserve">MULTI-TASK, encoder compartilhado com duas cabeças; compara single vs multi (H2/H3)</w:t>
             </w:r>
           </w:p>
         </w:tc>
@@ -10258,7 +10258,7 @@
           <w:sz w:val="22"/>
           <w:szCs w:val="22"/>
         </w:rPr>
-        <w:t xml:space="preserve">Abrem a janela "Servidor de Modelos (NAO FECHE)" e a página no Chrome. Mantenha a janela do servidor aberta — é ela que segura os modelos.</w:t>
+        <w:t xml:space="preserve">Abrem a janela "Servidor de Modelos (NAO FECHE)" e a página no Chrome. Mantenha a janela do servidor aberta, é ela que segura os modelos.</w:t>
       </w:r>
     </w:p>
     <w:p>
@@ -10329,7 +10329,7 @@
         <w:pStyle w:val="Heading3"/>
       </w:pPr>
       <w:r>
-        <w:t xml:space="preserve">Ativar também o BERTimbau (inclinação) — opcional</w:t>
+        <w:t xml:space="preserve">Ativar também o BERTimbau (inclinação), opcional</w:t>
       </w:r>
     </w:p>
     <w:p>
@@ -10461,7 +10461,7 @@
         <w:pStyle w:val="Heading3"/>
       </w:pPr>
       <w:r>
-        <w:t xml:space="preserve">Modelos BERT (Google Colab, GPU) — os mesmos passos para os quatro notebooks</w:t>
+        <w:t xml:space="preserve">Modelos BERT (Google Colab, GPU), os mesmos passos para os quatro notebooks</w:t>
       </w:r>
     </w:p>
     <w:p>
@@ -10597,7 +10597,7 @@
           <w:sz w:val="22"/>
           <w:szCs w:val="22"/>
         </w:rPr>
-        <w:t xml:space="preserve">Instalação: pip install torch transformers scikit-learn pandas numpy matplotlib. Execução do baseline e dos modelos conforme a Seção 7.3 e o README. O repositório público deve conter código-fonte, documentação, resultados, figuras, modelos treinados (quando possível) e instruções de obtenção do dataset — itens já presentes neste pacote, prontos para publicação no GitHub/GitLab.</w:t>
+        <w:t xml:space="preserve">Instalação: pip install torch transformers scikit-learn pandas numpy matplotlib. Execução do baseline e dos modelos conforme a Seção 7.3 e o README. O repositório público deve conter código-fonte, documentação, resultados, figuras, modelos treinados (quando possível) e instruções de obtenção do dataset, itens já presentes neste pacote, prontos para publicação no GitHub/GitLab.</w:t>
       </w:r>
     </w:p>
     <w:p>
@@ -10634,7 +10634,7 @@
           <w:sz w:val="22"/>
           <w:szCs w:val="22"/>
         </w:rPr>
-        <w:t xml:space="preserve">A evidência concreta — macro-F1 de 0,70 do baseline raso, com F1 de apenas 0,52 na classe tóxica e clara assinatura de overfitting na curva de aprendizado — demonstra de forma mensurável onde o Deep Learning contribui: na compreensão de contexto e ironia que a contagem de palavras não captura. Conforme a observação do enunciado, o projeto não resolve completamente o problema, mas evidencia, com análise técnica consistente, que o uso de Deep Learning contribui efetivamente para a parte relevante da demanda. O BERT confirmou H1 na toxicidade (0,77 vs 0,70). Na política, após corrigir um vazamento de rótulo, a tarefa real ficou em ~0,77; o BERTimbau truncado (0,73) recuperou para 0,77 com janelamento. O multi-task fechou H2/H3: a transferência é assimétrica. Cada registro pede a sua abordagem.</w:t>
+        <w:t xml:space="preserve">A evidência concreta, macro-F1 de 0,70 do baseline raso, com F1 de apenas 0,52 na classe tóxica e clara assinatura de overfitting na curva de aprendizado, demonstra de forma mensurável onde o Deep Learning contribui: na compreensão de contexto e ironia que a contagem de palavras não captura. Conforme a observação do enunciado, o projeto não resolve completamente o problema, mas evidencia, com análise técnica consistente, que o uso de Deep Learning contribui efetivamente para a parte relevante da demanda. O BERT confirmou H1 na toxicidade (0,77 vs 0,70). Na política, após corrigir um vazamento de rótulo, a tarefa real ficou em ~0,77; o BERTimbau truncado (0,73) recuperou para 0,77 com janelamento. O multi-task fechou H2/H3: a transferência é assimétrica. Cada registro pede a sua abordagem.</w:t>
       </w:r>
     </w:p>
     <w:p>
@@ -10659,7 +10659,7 @@
           <w:sz w:val="22"/>
           <w:szCs w:val="22"/>
         </w:rPr>
-        <w:t xml:space="preserve">Supervisão distante na inclinação: o rótulo vem do partido do deputado, não de anotação por fala — há ruído (um parlamentar pode discursar contra a linha do próprio partido).</w:t>
+        <w:t xml:space="preserve">Supervisão distante na inclinação: o rótulo vem do partido do deputado, não de anotação por fala, há ruído (um parlamentar pode discursar contra a linha do próprio partido).</w:t>
       </w:r>
     </w:p>
     <w:p>
@@ -10693,7 +10693,7 @@
           <w:sz w:val="22"/>
           <w:szCs w:val="22"/>
         </w:rPr>
-        <w:t xml:space="preserve">Período e domínio dos dados: ToLD-Br reflete o Twitter de 2017–2020 e a legislatura coletada; a linguagem muda, o que exige retreino periódico.</w:t>
+        <w:t xml:space="preserve">Período e domínio dos dados: ToLD-Br reflete o Twitter de 2017-2020 e a legislatura coletada; a linguagem muda, o que exige retreino periódico.</w:t>
       </w:r>
     </w:p>
     <w:p>
@@ -10860,7 +10860,7 @@
           <w:sz w:val="22"/>
           <w:szCs w:val="22"/>
         </w:rPr>
-        <w:t xml:space="preserve">Mais do que números altos, o valor do trabalho está no rigor metodológico: a detecção e correção de um vazamento de rótulo, o split agrupado por deputado para evitar vazamento de identidade, a comparação justa entre versões e a honestidade ao reportar resultados negativos. O projeto evidencia, com dados reais, que o Deep Learning de estado da arte contribui de forma mensurável — e, sobretudo, que registros linguísticos distintos exigem abordagens distintas. Esse é o aprendizado central, e ele se sustenta tanto nos acertos quanto nos limites observados ao longo das sete etapas.</w:t>
+        <w:t xml:space="preserve">Mais do que números altos, o valor do trabalho está no rigor metodológico: a detecção e correção de um vazamento de rótulo, o split agrupado por deputado para evitar vazamento de identidade, a comparação justa entre versões e a honestidade ao reportar resultados negativos. O projeto evidencia, com dados reais, que o Deep Learning de estado da arte contribui de forma mensurável, e, sobretudo, que registros linguísticos distintos exigem abordagens distintas. Esse é o aprendizado central, e ele se sustenta tanto nos acertos quanto nos limites observados ao longo das sete etapas.</w:t>
       </w:r>
     </w:p>
     <w:p>
@@ -10987,7 +10987,7 @@
           <w:sz w:val="22"/>
           <w:szCs w:val="22"/>
         </w:rPr>
-        <w:t xml:space="preserve">Portal de Dados Abertos da Câmara dos Deputados — </w:t>
+        <w:t xml:space="preserve">Portal de Dados Abertos da Câmara dos Deputados, </w:t>
       </w:r>
       <w:hyperlink w:history="1" r:id="rIdperhu3ffk4jz4dxmppzyq">
         <w:r>

--- a/DOCUMENTACAO_TECNICA.docx
+++ b/DOCUMENTACAO_TECNICA.docx
@@ -669,6 +669,26 @@
     <w:p>
       <w:r>
         <w:br w:type="page"/>
+      </w:r>
+    </w:p>
+    <w:p>
+      <w:pPr>
+        <w:spacing w:after="140" w:line="276"/>
+      </w:pPr>
+      <w:r>
+        <w:rPr>
+          <w:b/>
+          <w:sz w:val="22"/>
+          <w:szCs w:val="22"/>
+        </w:rPr>
+        <w:t xml:space="preserve">Nota sobre esta documentação. </w:t>
+      </w:r>
+      <w:r>
+        <w:rPr>
+          <w:sz w:val="22"/>
+          <w:szCs w:val="22"/>
+        </w:rPr>
+        <w:t xml:space="preserve">Este é o relatório técnico consolidado do projeto. As Seções 1 a 7 reúnem em um só lugar, com figuras e tabelas, o conteúdo detalhado nos markdowns da pasta etapas/ (o raciocínio acadêmico, etapa a etapa). As Seções 8 a 10 (histórico de decisões; entregáveis e execução; conclusão) são exclusivas deste documento. Para instruções rápidas de uso e a estrutura do repositório, consulte o README.md.</w:t>
       </w:r>
     </w:p>
     <w:p>
